--- a/ru/wisdom-stories/dervishs-robe.docx
+++ b/ru/wisdom-stories/dervishs-robe.docx
@@ -70,7 +70,7 @@
           <w:color w:val="000000"/>
           <w:sz w:val="22"/>
         </w:rPr>
-        <w:t>— Слава Богу, царь, я хотел поохотиться на эту птицу. Я приблизился к ней, но она не убежала. Я подошел к ней, но она больше не двигалась. Думая, что она сдастся, и пытаясь поймать ее, она попыталась убежать в тот момент, когда я хотел ее поймать, — и у нее сломалось крыло.</w:t>
+        <w:t>— Слава Аллаху, царь, я хотел поохотиться на эту птицу. Я приблизился к ней, но она не убежала. Я подошел к ней, но она больше не двигалась. Думая, что она сдастся, и пытаясь поймать ее, она попыталась убежать в тот момент, когда я хотел ее поймать, — и у нее сломалось крыло.</w:t>
       </w:r>
     </w:p>
     <w:p>
@@ -126,7 +126,7 @@
           <w:color w:val="000000"/>
           <w:sz w:val="22"/>
         </w:rPr>
-        <w:t>— Я не убежал, потому что увидел ее в обличии дервиша. Если бы это был охотник, я бы тут же улетел. Но я подумал: «Дервиш тебе не причинит вреда, они боятся Бога».</w:t>
+        <w:t>— Я не убежал, потому что увидел ее в обличии дервиша. Если бы это был охотник, я бы тут же улетел. Но я подумал: «Дервиш тебе не причинит вреда, они боятся Аллаха».</w:t>
       </w:r>
     </w:p>
     <w:p>
@@ -238,7 +238,7 @@
           <w:color w:val="9A7417"/>
           <w:sz w:val="22"/>
         </w:rPr>
-        <w:t xml:space="preserve">Мораль: </w:t>
+        <w:t>Мораль: Внешняя святость не делает человека истинным. Смотри на поступки, а не на одежду — одежда не делает человека дервишем.</w:t>
       </w:r>
       <w:r>
         <w:rPr>
@@ -248,7 +248,6 @@
           <w:color w:val="3F3826"/>
           <w:sz w:val="22"/>
         </w:rPr>
-        <w:t>Внешняя святость не делает человека истинным. Смотри на поступки, а не на одежду — одежда не делает человека дервишем.</w:t>
       </w:r>
     </w:p>
     <w:p>

--- a/ru/wisdom-stories/dervishs-robe.docx
+++ b/ru/wisdom-stories/dervishs-robe.docx
@@ -14,7 +14,7 @@
           <w:color w:val="000000"/>
           <w:sz w:val="52"/>
         </w:rPr>
-        <w:t>Одежда дервиша</w:t>
+        <w:t>Одеяние дервиша</w:t>
       </w:r>
     </w:p>
     <w:p>
@@ -22,13 +22,7 @@
         <w:jc w:val="left"/>
       </w:pPr>
       <w:r>
-        <w:rPr>
-          <w:rFonts w:ascii="Arial" w:hAnsi="Arial" w:eastAsia="Arial"/>
-          <w:i w:val="0"/>
-          <w:color w:val="000000"/>
-          <w:sz w:val="22"/>
-        </w:rPr>
-        <w:t>Однажды к царю прилетела раненая птица и пожаловалась, что дервиш сломал ей крыло. Царь тотчас же позвал дервиша.</w:t>
+        <w:t>Однажды к царю прилетела раненая птица и пожаловалась, что один дервиш сломал ей крыло. Царь тотчас велел привести дервиша.</w:t>
       </w:r>
     </w:p>
     <w:p>
@@ -36,13 +30,7 @@
         <w:jc w:val="left"/>
       </w:pPr>
       <w:r>
-        <w:rPr>
-          <w:rFonts w:ascii="Arial" w:hAnsi="Arial" w:eastAsia="Arial"/>
-          <w:i w:val="0"/>
-          <w:color w:val="000000"/>
-          <w:sz w:val="22"/>
-        </w:rPr>
-        <w:t>— Эта птица жалуется на тебя. Зачем ты сломал ей крыло? — спросил он.</w:t>
+        <w:t>— Эта птица жалуется на тебя. Почему ты сломал ей крыло?</w:t>
       </w:r>
     </w:p>
     <w:p>
@@ -50,13 +38,7 @@
         <w:jc w:val="left"/>
       </w:pPr>
       <w:r>
-        <w:rPr>
-          <w:rFonts w:ascii="Arial" w:hAnsi="Arial" w:eastAsia="Arial"/>
-          <w:i w:val="0"/>
-          <w:color w:val="000000"/>
-          <w:sz w:val="22"/>
-        </w:rPr>
-        <w:t>Дервиш попытался оправдаться:</w:t>
+        <w:t>Дервиш стал оправдываться:</w:t>
       </w:r>
     </w:p>
     <w:p>
@@ -64,13 +46,7 @@
         <w:jc w:val="left"/>
       </w:pPr>
       <w:r>
-        <w:rPr>
-          <w:rFonts w:ascii="Arial" w:hAnsi="Arial" w:eastAsia="Arial"/>
-          <w:i w:val="0"/>
-          <w:color w:val="000000"/>
-          <w:sz w:val="22"/>
-        </w:rPr>
-        <w:t>— Слава Аллаху, царь, я хотел поохотиться на эту птицу. Я приблизился к ней, но она не убежала. Я подошел к ней, но она больше не двигалась. Думая, что она сдастся, и пытаясь поймать ее, она попыталась убежать в тот момент, когда я хотел ее поймать, — и у нее сломалось крыло.</w:t>
+        <w:t>— Государь, я хотел поймать эту птицу. Подошёл ближе — она не улетела. Подошёл ещё — всё равно осталась на месте. Я решил, что она смирилась. Но когда протянул руку, чтобы схватить её, она рванулась прочь и повредила крыло.</w:t>
       </w:r>
     </w:p>
     <w:p>
@@ -78,13 +54,7 @@
         <w:jc w:val="left"/>
       </w:pPr>
       <w:r>
-        <w:rPr>
-          <w:rFonts w:ascii="Arial" w:hAnsi="Arial" w:eastAsia="Arial"/>
-          <w:i w:val="0"/>
-          <w:color w:val="000000"/>
-          <w:sz w:val="22"/>
-        </w:rPr>
-        <w:t>Царь повернул лицо к птице:</w:t>
+        <w:t>Царь повернулся к птице:</w:t>
       </w:r>
     </w:p>
     <w:p>
@@ -92,13 +62,7 @@
         <w:jc w:val="left"/>
       </w:pPr>
       <w:r>
-        <w:rPr>
-          <w:rFonts w:ascii="Arial" w:hAnsi="Arial" w:eastAsia="Arial"/>
-          <w:i w:val="0"/>
-          <w:color w:val="000000"/>
-          <w:sz w:val="22"/>
-        </w:rPr>
-        <w:t>— Этот человек прав. Почему ты не убежал? Она не напала на нее внезапно. Ты мог увидеть, как она приближается, и вовремя улететь. А теперь приходишь ко мне и жалуешься.</w:t>
+        <w:t>— Почему же ты не улетела? Он ведь не напал на тебя внезапно. Ты видела, что он приближается.</w:t>
       </w:r>
     </w:p>
     <w:p>
@@ -106,13 +70,7 @@
         <w:jc w:val="left"/>
       </w:pPr>
       <w:r>
-        <w:rPr>
-          <w:rFonts w:ascii="Arial" w:hAnsi="Arial" w:eastAsia="Arial"/>
-          <w:i w:val="0"/>
-          <w:color w:val="000000"/>
-          <w:sz w:val="22"/>
-        </w:rPr>
-        <w:t>Птица попыталась оправдаться:</w:t>
+        <w:t>Птица ответила:</w:t>
       </w:r>
     </w:p>
     <w:p>
@@ -120,13 +78,7 @@
         <w:jc w:val="left"/>
       </w:pPr>
       <w:r>
-        <w:rPr>
-          <w:rFonts w:ascii="Arial" w:hAnsi="Arial" w:eastAsia="Arial"/>
-          <w:i w:val="0"/>
-          <w:color w:val="000000"/>
-          <w:sz w:val="22"/>
-        </w:rPr>
-        <w:t>— Я не убежал, потому что увидел ее в обличии дервиша. Если бы это был охотник, я бы тут же улетел. Но я подумал: «Дервиш тебе не причинит вреда, они боятся Аллаха».</w:t>
+        <w:t>— Потому что он был одет как дервиш. Будь он похож на охотника, я бы сразу улетела. Но я подумала: «Дервиш боится Аллаха, от него не должно быть вреда».</w:t>
       </w:r>
     </w:p>
     <w:p>
@@ -134,13 +86,7 @@
         <w:jc w:val="left"/>
       </w:pPr>
       <w:r>
-        <w:rPr>
-          <w:rFonts w:ascii="Arial" w:hAnsi="Arial" w:eastAsia="Arial"/>
-          <w:i w:val="0"/>
-          <w:color w:val="000000"/>
-          <w:sz w:val="22"/>
-        </w:rPr>
-        <w:t>Король помолчал немного, а затем приказал:</w:t>
+        <w:t>Царь немного помолчал и приказал:</w:t>
       </w:r>
     </w:p>
     <w:p>
@@ -148,13 +94,7 @@
         <w:jc w:val="left"/>
       </w:pPr>
       <w:r>
-        <w:rPr>
-          <w:rFonts w:ascii="Arial" w:hAnsi="Arial" w:eastAsia="Arial"/>
-          <w:i w:val="0"/>
-          <w:color w:val="000000"/>
-          <w:sz w:val="22"/>
-        </w:rPr>
-        <w:t>— Птица права. Сломай дервишу руку!</w:t>
+        <w:t>— Птица права. Сломайте дервишу руку!</w:t>
       </w:r>
     </w:p>
     <w:p>
@@ -162,13 +102,7 @@
         <w:jc w:val="left"/>
       </w:pPr>
       <w:r>
-        <w:rPr>
-          <w:rFonts w:ascii="Arial" w:hAnsi="Arial" w:eastAsia="Arial"/>
-          <w:i w:val="0"/>
-          <w:color w:val="000000"/>
-          <w:sz w:val="22"/>
-        </w:rPr>
-        <w:t>Птица тут же запротестовала:</w:t>
+        <w:t>Птица тут же возразила:</w:t>
       </w:r>
     </w:p>
     <w:p>
@@ -176,13 +110,7 @@
         <w:jc w:val="left"/>
       </w:pPr>
       <w:r>
-        <w:rPr>
-          <w:rFonts w:ascii="Arial" w:hAnsi="Arial" w:eastAsia="Arial"/>
-          <w:i w:val="0"/>
-          <w:color w:val="000000"/>
-          <w:sz w:val="22"/>
-        </w:rPr>
-        <w:t>Пожалуйста, не делай этого!</w:t>
+        <w:t>— Прошу вас, государь, не делайте этого.</w:t>
       </w:r>
     </w:p>
     <w:p>
@@ -190,13 +118,7 @@
         <w:jc w:val="left"/>
       </w:pPr>
       <w:r>
-        <w:rPr>
-          <w:rFonts w:ascii="Arial" w:hAnsi="Arial" w:eastAsia="Arial"/>
-          <w:i w:val="0"/>
-          <w:color w:val="000000"/>
-          <w:sz w:val="22"/>
-        </w:rPr>
-        <w:t>— Почему? — спросил король.</w:t>
+        <w:t>— Почему?</w:t>
       </w:r>
     </w:p>
     <w:p>
@@ -204,13 +126,7 @@
         <w:jc w:val="left"/>
       </w:pPr>
       <w:r>
-        <w:rPr>
-          <w:rFonts w:ascii="Arial" w:hAnsi="Arial" w:eastAsia="Arial"/>
-          <w:i w:val="0"/>
-          <w:color w:val="000000"/>
-          <w:sz w:val="22"/>
-        </w:rPr>
-        <w:t>— Если ты сломаешь ему руку, он снова сделает то же самое после выздоровления. Лучше пусть он снимет свою дервишскую мантию, чтобы такие птицы, как я, больше не были обмануты.</w:t>
+        <w:t>— Рука заживёт, и он сможет снова поступить так же. Лучше снимите с него одеяние дервиша, чтобы другие птицы, как и я, не обманывались его внешностью.</w:t>
       </w:r>
     </w:p>
     <w:p>
@@ -232,22 +148,12 @@
       </w:pPr>
       <w:r>
         <w:rPr>
-          <w:rFonts w:ascii="Arial" w:hAnsi="Arial" w:eastAsia="Arial" w:cs="Arial"/>
           <w:b/>
-          <w:i w:val="0"/>
-          <w:color w:val="9A7417"/>
-          <w:sz w:val="22"/>
         </w:rPr>
-        <w:t>Мораль: Внешняя святость не делает человека истинным. Смотри на поступки, а не на одежду — одежда не делает человека дервишем.</w:t>
+        <w:t xml:space="preserve">Мораль: </w:t>
       </w:r>
       <w:r>
-        <w:rPr>
-          <w:rFonts w:ascii="Arial" w:hAnsi="Arial" w:eastAsia="Arial" w:cs="Arial"/>
-          <w:b w:val="0"/>
-          <w:i w:val="0"/>
-          <w:color w:val="3F3826"/>
-          <w:sz w:val="22"/>
-        </w:rPr>
+        <w:t>Благочестивый вид ещё не делает человека благочестивым. Судить следует по поступкам, а не по одежде: одно лишь одеяние не превращает человека в дервиша.</w:t>
       </w:r>
     </w:p>
     <w:p>
